--- a/india_monitor_data/rag/documents/Strike_Intelligence/Canal___Chokepoint_Playbook.docx
+++ b/india_monitor_data/rag/documents/Strike_Intelligence/Canal___Chokepoint_Playbook.docx
@@ -13,7 +13,7 @@
     </w:p>
     <w:p>
       <w:r>
-        <w:t>Report Generated: 2026-09-08 14:22:28</w:t>
+        <w:t>Report Generated: 2026-09-09 16:49:43</w:t>
       </w:r>
     </w:p>
     <w:p>
@@ -23,7 +23,7 @@
     </w:p>
     <w:p>
       <w:r>
-        <w:t>Total Disruption Incidents Monitored: 69</w:t>
+        <w:t>Total Disruption Incidents Monitored: 83</w:t>
       </w:r>
     </w:p>
     <w:p>
@@ -52,11 +52,11 @@
         <w:rPr>
           <w:b/>
         </w:rPr>
-        <w:t>Incident #1: Houthi missile strike on ship in Bab el-Mandeb kills four Pakistanis, one Indonesian - report - The Jerusalem Post</w:t>
+        <w:t>Incident #1: Panama Canal Postpones Neopanamax Draft Cut to October Amid Severe Drought - News and Statistics - indexbox.io</w:t>
         <w:br/>
       </w:r>
       <w:r>
-        <w:t>• Location / Hub: Global (Global) | Severity: HIGH</w:t>
+        <w:t>• Location / Hub: Panama Canal (Central America) | Severity: HIGH</w:t>
         <w:br/>
       </w:r>
       <w:r>
@@ -69,11 +69,11 @@
         <w:rPr>
           <w:b/>
         </w:rPr>
-        <w:t>Incident #2: Record low water levels on the Mississippi River in 2022 show how climate change is altering large rivers - theconversation.com</w:t>
+        <w:t>Incident #2: Houthis Claim Strike on Saudi Vessel as Red Sea Violence Escalates - The New York Times</w:t>
         <w:br/>
       </w:r>
       <w:r>
-        <w:t>• Location / Hub: Mississippi River (United States) | Severity: MEDIUM</w:t>
+        <w:t>• Location / Hub: Red Sea (Middle East / East Africa) | Severity: MEDIUM</w:t>
         <w:br/>
       </w:r>
       <w:r>
@@ -86,11 +86,11 @@
         <w:rPr>
           <w:b/>
         </w:rPr>
-        <w:t>Incident #3: News Barge operations almost at a halt amid perilously low Rhine water - theloadstar.com</w:t>
+        <w:t>Incident #3: Another supply chain crisis: Barge traffic halted on Mississippi River by lowest water levels in a decade - CNN</w:t>
         <w:br/>
       </w:r>
       <w:r>
-        <w:t>• Location / Hub: Global (Global) | Severity: HIGH</w:t>
+        <w:t>• Location / Hub: Mississippi River (United States) | Severity: HIGH</w:t>
         <w:br/>
       </w:r>
       <w:r>
@@ -103,24 +103,7 @@
         <w:rPr>
           <w:b/>
         </w:rPr>
-        <w:t>Incident #4: Low water levels in rivers and Panama Canal impact logistics - Automotive Logistics</w:t>
-        <w:br/>
-      </w:r>
-      <w:r>
-        <w:t>• Location / Hub: Panama Canal (Central America) | Severity: MEDIUM</w:t>
-        <w:br/>
-      </w:r>
-      <w:r>
-        <w:t>• Published: None | Source: Unknown</w:t>
-        <w:br/>
-      </w:r>
-    </w:p>
-    <w:p>
-      <w:r>
-        <w:rPr>
-          <w:b/>
-        </w:rPr>
-        <w:t>Incident #5: Four Crew, Two Rescuers Killed in Red Sea Attack as US Strikes Ship Near Oman - Modern Diplomacy</w:t>
+        <w:t>Incident #4: 3 Killed As Yemen's Houthis Attack Cargo Ship In Red Sea: Report - NDTV</w:t>
         <w:br/>
       </w:r>
       <w:r>
@@ -137,7 +120,7 @@
         <w:rPr>
           <w:b/>
         </w:rPr>
-        <w:t>Incident #6: Oil prices little changed after Red Sea, Gulf of Oman vessel attacks - CNBC</w:t>
+        <w:t>Incident #5: Another Hormuz? What to know about the Houthi threat to the Red Sea - NBC News</w:t>
         <w:br/>
       </w:r>
       <w:r>
@@ -154,11 +137,11 @@
         <w:rPr>
           <w:b/>
         </w:rPr>
-        <w:t>Incident #7: Panama Canal to trim daily shipping slots due to El Niño - Supply Chain Dive</w:t>
+        <w:t>Incident #6: Ocean carriers accelerate their return to the Suez Canal as transits gather momentum - Kuehne+Nagel</w:t>
         <w:br/>
       </w:r>
       <w:r>
-        <w:t>• Location / Hub: Panama Canal (Central America) | Severity: LOW</w:t>
+        <w:t>• Location / Hub: Suez Canal (Egypt / Middle East) | Severity: LOW</w:t>
         <w:br/>
       </w:r>
       <w:r>
@@ -171,7 +154,24 @@
         <w:rPr>
           <w:b/>
         </w:rPr>
-        <w:t>Incident #8: El Niño, Panama Canal restrictions, and routing off Cape Horn - Gard.no</w:t>
+        <w:t>Incident #7: Panama Canal chief takes office as drought threatens further transit cuts - Breakbulk.News</w:t>
+        <w:br/>
+      </w:r>
+      <w:r>
+        <w:t>• Location / Hub: Panama Canal (Central America) | Severity: HIGH</w:t>
+        <w:br/>
+      </w:r>
+      <w:r>
+        <w:t>• Published: None | Source: Unknown</w:t>
+        <w:br/>
+      </w:r>
+    </w:p>
+    <w:p>
+      <w:r>
+        <w:rPr>
+          <w:b/>
+        </w:rPr>
+        <w:t>Incident #8: Panama Canal finds its water solution, but it's 5 years away - Reuters</w:t>
         <w:br/>
       </w:r>
       <w:r>
